--- a/thesis/CHPT5.docx
+++ b/thesis/CHPT5.docx
@@ -28,12 +28,12 @@
     </w:p>
     <w:p>
       <w:r>
-        <w:t>This chapter interprets the findings in relation to the research problem and literature reviewed in Chapter 2. The study began from a practical tension. Multimodal fashion recommenders can rank visually and semantically compatible products, while language models can explain almost any selected item fluently. Neither capability ensures that the explanation describes the evidence that actually influenced the recommendation. The implemented system addresses this gap by storing the expert-rule component of the reranking decision and exposing that same trace to an explanation generator.</w:t>
+        <w:t>This chapter interprets the findings in relation to the research problem and literature reviewed in Chapter 2. The study began from a practical tension. Multimodal fashion recommenders can rank visually and semantically compatible products, while language models can explain almost any selected item fluently. Neither capability ensures that the explanation describes the evidence that actually influenced the recommendation. The implemented system addresses this gap by storing the source-grounded fashion-rule component of the reranking decision and exposing that same trace to an explanation generator.</w:t>
       </w:r>
     </w:p>
     <w:p>
       <w:r>
-        <w:t>The completed experiment supports a bounded and deliberately mixed conclusion. Expert-rule reranking materially changed rank order but did not improve conventional recommendation effectiveness relative to fused CLIP. When the exact five-rule trace was supplied during explanation generation, reranking-trace claim support increased by 21.02 percentage points and full-KB claim support increased by 21.40 points under complete-pair, case-clustered inference. Trace-supported claims per 100 words also increased by 1.60. The common-reference UIFR outcome was inconclusive because only 53 complete pairs were eligible. These results do not establish human preference, world-factual correctness, or faithful access to every internal computation of a neural ranker.</w:t>
+        <w:t>The completed experiment supports a bounded and deliberately mixed conclusion. Fashion-rule reranking materially changed rank order but did not improve conventional recommendation effectiveness relative to fused CLIP. When the complete retained trace was supplied during explanation generation, reranking-trace claim support increased by 21.02 percentage points and full-KB claim support increased by 21.40 points under complete-pair, case-clustered inference. Trace-supported claims per 100 words also increased by 1.60. The common-reference UIFR outcome was inconclusive because only 53 complete pairs were eligible. These results do not establish human preference, world-factual correctness, or faithful access to every internal computation of a neural ranker.</w:t>
       </w:r>
     </w:p>
     <w:p>
@@ -82,12 +82,12 @@
     </w:p>
     <w:p>
       <w:r>
-        <w:t>This finding exposes a limitation of evaluating an evidence-aware recommender only with hit rate or NDCG. If two methods have similar mean relevance but select different items, one may produce decisions that are easier to justify through an explicit knowledge source. Conversely, optimising evidence alignment can move a model away from the latent taste signal encoded in outfit co-occurrence. The present 0.75/0.25 reranker found a region where substantial reordering occurred without a statistically detectable effectiveness penalty, but the confidence intervals do not prove equivalence. A future non-inferiority design would require a predeclared margin and adequate power.</w:t>
+        <w:t>This finding exposes a limitation of evaluating an evidence-aware recommender only with hit rate or NDCG. If two methods select different items, one may produce decisions that are easier to justify through an explicit knowledge source without ranking held-out positives more effectively. Conversely, optimising evidence alignment can move a model away from the latent taste signal encoded in outfit co-occurrence. The present 0.75/0.25 reranker produced substantial reordering and lower values on every reported aggregate metric than fused CLIP. The experiment did not include a predeclared non-inferiority margin, so it supports neither equivalence nor a claim of no effectiveness penalty.</w:t>
       </w:r>
     </w:p>
     <w:p>
       <w:r>
-        <w:t>The 200-rule base also gives the symbolic component a clear boundary. It cannot represent every fashion relationship, and rules are generic prescriptions rather than candidate facts. Its contribution is not to replace CLIP with a full expert system. It provides a compact decision vocabulary that can participate in ranking and later be inspected.</w:t>
+        <w:t>The 200-rule base also gives the symbolic component a clear boundary. It cannot represent every fashion relationship, and rules are generic prescriptions rather than candidate facts. Its contribution is not to replace CLIP with a comprehensive fashion ontology. It provides a compact experimental decision vocabulary that can participate in ranking and later be inspected.</w:t>
       </w:r>
     </w:p>
     <w:p>
@@ -242,7 +242,7 @@
     </w:p>
     <w:p>
       <w:r>
-        <w:t>Both conditions were instructed to use at most 75 words. No-RAG averaged 52.84 words and Rule-RAG 60.55, a residual difference of 7.71 words under the shared instruction. The direction and size of the difference varied by generator. Length is therefore still a behavioural covariate, but it is no longer an imposed free-form-versus-capped contrast.</w:t>
+        <w:t>Both conditions were instructed to use 45--75 words. Across accepted outputs, No-RAG averaged 62.10 words and Rule-RAG 64.83, a residual difference of 2.72 words under the shared contract. Length is therefore still a behavioural covariate, but it is not an imposed free-form-versus-capped contrast.</w:t>
       </w:r>
     </w:p>
     <w:p>
@@ -260,7 +260,7 @@
     </w:p>
     <w:p>
       <w:r>
-        <w:t>The first contribution is an end-to-end architecture that connects multimodal ranking to a reusable explanation trace. CLIP image and text representations support candidate retrieval; expert rules participate numerically in reranking; and the exact top-five contributions are stored before explanation generation. This avoids constructing “evidence” after the recommendation has already been chosen.</w:t>
+        <w:t>The first contribution is an end-to-end architecture that connects multimodal ranking to a reusable explanation trace. CLIP image and text representations support candidate retrieval; curated fashion rules participate numerically in reranking; and the complete set of up to five retained contributions is stored before explanation generation. This avoids constructing “evidence” after the recommendation has already been chosen.</w:t>
       </w:r>
     </w:p>
     <w:p>
@@ -327,7 +327,7 @@
     </w:p>
     <w:p>
       <w:r>
-        <w:t>The 200 rules are curated, finite, and generic. Their provenance does not constitute empirical truth probabilities, and semantic retrieval can select a rule whose antecedent only partly matches the case. The trace faithfully records what the algorithm used, but the algorithm's rule choice can itself be questionable. Trace support rewards alignment with B, not correctness of B. Recommendation metrics partly evaluate the consequence, but do not validate individual rules.</w:t>
+        <w:t>The 200 rules are manually curated, source-grounded, finite, and generic. Their provenance does not constitute independent professional certification or empirical truth probabilities, and semantic retrieval can select a rule whose antecedent only partly matches the case. The trace faithfully records what the algorithm used, but the algorithm's rule choice can itself be questionable. Trace support rewards alignment with B, not correctness of B. Recommendation metrics partly evaluate the consequence, but do not validate individual rules.</w:t>
       </w:r>
     </w:p>
     <w:p>
@@ -358,7 +358,7 @@
     </w:p>
     <w:p>
       <w:r>
-        <w:t>The three generators are quantised local models between 3.2B and 12.2B parameters. Greedy decoding improves reproducibility but does not represent common stochastic chat settings. The assessment model is also local and quantised. Results may differ for larger proprietary models, domain-fine-tuned generators, alternative RAG templates, or repeated stochastic samples. The tested categories cover common apparel groups but not dresses as an independent target, cosmetics, sizing, or personalised styling.</w:t>
+        <w:t>The three generators are quantised local models between 8.0B and 13.9B parameters. Greedy decoding improves reproducibility but does not represent common stochastic chat settings. The assessment models are also local and quantised. Results may differ for larger proprietary models, domain-fine-tuned generators, alternative RAG templates, or repeated stochastic samples. The tested categories cover common apparel groups but not dresses as an independent target, cosmetics, sizing, or personalised styling.</w:t>
       </w:r>
     </w:p>
     <w:p>
@@ -427,7 +427,7 @@
     </w:p>
     <w:p>
       <w:r>
-        <w:t>Fourth, the rule base could be evaluated and expanded. Experts could assess rule correctness, antecedent applicability, redundancy, and category gaps. Learned retrieval could be calibrated against labelled rule relevance, while counterfactual tests could remove or swap rules and observe ranking and explanation changes. Such interventions would more directly test dependence on specific evidence than the present trace-support measurements alone.</w:t>
+        <w:t>Fourth, a future project could construct a dataset-grounded compatibility knowledge graph from an independent fashion dataset. It should preserve relation-level provenance and statistically estimated compatibility relations, remain separate from the recommendation benchmark used for evaluation, and distinguish observations from inferred edges. That resource could support KG-supervised recommendation, controlled rule-retrieval ablations, and conventional compatibility-prediction or fill-in-the-blank validation. The same selected evidence could then be carried into explanation. This is a proposed extension, not a component or result of the completed experiment.</w:t>
       </w:r>
     </w:p>
     <w:p>
@@ -437,7 +437,7 @@
     </w:p>
     <w:p>
       <w:r>
-        <w:t>Finally, efficiency should become a first-class outcome. Prospective profiling could record tokens, joules, latency percentiles, GPU memory, and operation counts for each stage. Smaller generators or extractive templates may recover most faithfulness benefits at lower cost. Because Rule-RAG outputs were shorter and faster in this experiment, evidence constraints may improve both reliability and efficiency, but a controlled throughput study is needed.</w:t>
+        <w:t>Finally, efficiency should become a first-class outcome. Prospective profiling could record tokens, joules, latency percentiles, GPU memory, and operation counts for each stage. Smaller generators or extractive templates may recover most faithfulness benefits at lower cost. A controlled throughput study would be needed before claiming an efficiency benefit from evidence constraints.</w:t>
       </w:r>
     </w:p>
     <w:p>
@@ -450,12 +450,12 @@
     </w:p>
     <w:p>
       <w:r>
-        <w:t>This thesis developed and evaluated an evidence-constrained multimodal fashion recommendation framework in which the explanation can be linked to the exact expert rules used by the reranker. The system combined CLIP image and text representations, a curated 200-rule knowledge base, a frozen five-rule evidence trace, deterministic local language generation, and claim-level assessment.</w:t>
+        <w:t>This thesis developed and evaluated an evidence-constrained multimodal fashion recommendation framework in which the explanation can be linked to the exact fashion rules used by the reranker. The system combined CLIP image and text representations, a curated 200-rule knowledge base, a frozen retained evidence trace of up to five rules, deterministic local language generation, and claim-level assessment.</w:t>
       </w:r>
     </w:p>
     <w:p>
       <w:r>
-        <w:t>The recommendation experiment showed that fused CLIP produced the strongest conventional top-five and top-ten effectiveness among the tested methods. Adding expert evidence changed ranking substantially but did not improve effectiveness relative to fused CLIP. The explanation experiment showed that Rule-RAG increased exact-trace support, full-KB support, and trace-supported claim density under the same locked recommendation and common context.</w:t>
+        <w:t>The recommendation experiment showed that fused CLIP produced the strongest conventional top-five and top-ten effectiveness among the tested methods. Adding curated fashion evidence changed ranking substantially but did not improve effectiveness relative to fused CLIP. The explanation experiment showed that Rule-RAG increased exact-trace support, full-KB support, and trace-supported claim density under the same locked recommendation and common context.</w:t>
       </w:r>
     </w:p>
     <w:p>
@@ -470,7 +470,7 @@
     </w:p>
     <w:p>
       <w:r>
-        <w:t>The final evidence therefore supports a specific claim: within the frozen tested system, exposing the exact five-rule recommendation trace produced explanations with substantially stronger trace and full-KB claim support, and greater trace-supported-claim density, without improving recommendation accuracy. UIFR was inconclusive, and citation syntax was not accepted as citation entailment. The architecture, controls, cross-model verification, negative findings, and reproducible artifacts provide a credible basis for evaluating evidence-grounded recommendation explanations without conflating plausibility, trace compatibility, and provenance.</w:t>
+        <w:t>The final evidence therefore supports a specific claim: within the frozen tested system, exposing the exact retained recommendation trace produced explanations with substantially stronger trace and full-KB claim support, and greater trace-supported-claim density, while the reranker did not improve recommendation accuracy. UIFR was inconclusive, and citation syntax was not accepted as citation entailment. The architecture, controls, cross-model verification, negative findings, and reproducible artifacts provide a credible basis for evaluating evidence-grounded recommendation explanations without conflating plausibility, trace compatibility, and provenance.</w:t>
       </w:r>
     </w:p>
     <w:p>
@@ -586,7 +586,7 @@
     </w:p>
     <w:p>
       <w:r>
-        <w:t>[8] Doshi-Velez, F. and Kim, B. (2017) ‘Towards a rigorous science of interpretable machine learning’, arXiv:1702.08608.</w:t>
+        <w:t>[8] Doshi-Velez, F. and Kim, B. (2017) ‘Towards a rigorous science of interpretable machine learning’, arXiv:1702.08608. https://arxiv.org/abs/1702.08608.</w:t>
       </w:r>
     </w:p>
     <w:p>
